--- a/journal/manuscript_v64_en.docx
+++ b/journal/manuscript_v64_en.docx
@@ -126,7 +126,7 @@
         <w:pStyle w:val="FirstParagraph"/>
       </w:pPr>
       <w:r>
-        <w:t xml:space="preserve">Front-end wafer fabrication and back-end assembly have long been separate domains of semiconductor manufacturing. Hybrid bonding, a back-end technology, achieves its required performance only with front-end fabrication capabilities, driving convergence across process stages. This study examines the level and types of cross-stage convergence in hybrid bonding patents, its change over time, and shifts in its structural center. Applications from the European Patent Office’s PATSTAT database were classified by Cooperative Patent Classification symbols as bonding-only, process-only, or integrated and analyzed using multinomial and binary logit models and technology cluster and network analyses. First, integrated applications formed the largest group, and their share remained substantial even under a narrower definition excluding packaging-stage processes, so cross-stage convergence is not exceptional; applications spanning more diverse technologies were more likely to be integrated. Second, convergence evolved through three phases—formation, dominated by process-only applications; diffusion, when integrated applications peaked; and reconfiguration, when they declined and bonding-only applications increased—while the center of gravity of filings moved from fabrication processes toward bonding. Third, applications containing the core bonding technologies, identified through cluster and network analyses, were far more likely than others to carry fabrication-process classifications in the formation phase, but this gap narrowed and was insignificant in the reconfiguration phase, while the fabrication processes combined with bonding shifted from wafer fabrication to processing apparatus and packaging-stage processes. Cross-stage convergence thus appears to be a dynamic process, not a linear expansion, in which its content and center are reorganized across phases as the core design becomes entrenched.</w:t>
+        <w:t xml:space="preserve">Front-end device fabrication and back-end assembly have long been separate domains of semiconductor manufacturing. Hybrid bonding, a back-end technology, achieves its required performance only with front-end fabrication capabilities, driving convergence across process stages. Using hybrid bonding patent applications from the European Patent Office’s PATSTAT database, this study examines the level and types of cross-stage convergence, its change over time, and shifts in its structural center. Applications were classified by Cooperative Patent Classification symbols as bonding-only, process-only, or integrated and analyzed using multinomial and binary logit models and technology cluster and network analyses. First, integrated applications formed the largest group and remained substantial under a narrower definition excluding packaging-stage processes, so cross-stage convergence is not exceptional; applications spanning more diverse technologies were more likely to be integrated. Second, convergence evolved through three phases (formation, dominated by process-only applications; diffusion, when integrated applications peaked; and reconfiguration, when they declined and bonding-only applications increased) while the center of gravity of filings moved from fabrication processes toward bonding. Third, applications containing the core bonding technologies, identified through cluster and network analyses, were far more likely than others to carry fabrication-process classifications in the formation phase, but this gap narrowed and became insignificant in the reconfiguration phase, and the center of fabrication processes combined with bonding shifted from wafer fabrication to processing apparatus and packaging-stage processes. Cross-stage convergence thus appears to be not a linear expansion but a dynamic process whose content and center are reorganized across phases, underpinned by entrenchment of the core design.</w:t>
       </w:r>
     </w:p>
     <w:p>
@@ -169,7 +169,7 @@
         <w:pStyle w:val="FirstParagraph"/>
       </w:pPr>
       <w:r>
-        <w:t xml:space="preserve">The division of labor in the semiconductor industry has persisted for more than half a century. Forming transistors on the wafer has been the work of the front end, whereas dicing, assembling, and packaging finished wafers has been the work of the back end. According to Kapoor (2013), front-end fabrication became concentrated in large fabs operated by integrated device manufacturers (IDMs) and foundries, whereas packaging and testing were outsourced to specialized assembly and test subcontractors (OSATs) (Macher and Mowery, 2004; Brown and Linden, 2009). This division of labor was possible because the interface between the two stages was managed in a relatively stable manner. With the advent of advanced packaging, however, this interface has also begun to change: the performance of one stage has come to depend more directly on the process capabilities of the other.</w:t>
+        <w:t xml:space="preserve">The division of labor in the semiconductor industry has persisted for more than half a century. Forming transistors on the wafer has been the work of the front end, whereas dicing, assembling, and packaging finished wafers has been the work of the back end. According to Kapoor (2013), front-end fabrication became concentrated in large fabs operated by integrated device manufacturers (IDMs) and foundries, whereas packaging and testing were contracted out to outsourced semiconductor assembly and test (OSAT) providers (Macher and Mowery, 2004; Brown and Linden, 2009). This division of labor was possible because the interface between the two stages was managed in a relatively stable manner. With the advent of advanced packaging, however, this interface has also begun to change: the performance of one stage has come to depend more directly on the process capabilities of the other.</w:t>
       </w:r>
     </w:p>
     <w:p>
@@ -185,7 +185,7 @@
         <w:pStyle w:val="BodyText"/>
       </w:pPr>
       <w:r>
-        <w:t xml:space="preserve">Hybrid bonding is thus a representative case of the merging of front-end and back-end technologies across their boundary, and this phenomenon can be understood from the perspective of technology convergence. Research on technology convergence has long examined how previously distinct technological domains come to overlap and combine (Rosenberg, 1963; Kodama, 1992; Curran and Leker, 2011; Sick and Bröring, 2022). As the studies by Hacklin et al. (2009) on information and communication technology and consumer electronics, Bröring et al. (2006) on food and pharmaceuticals, and No and Park (2010) on nanotechnology and biotechnology illustrate, however, prior research has focused mainly on overlaps between different industries or technological fields. By contrast, convergence that cuts across the stages of the value chain within a single industry has received little attention. The closest precedent is the study by Karvonen and Kässi (2012), which analyzed patent citations between upstream and downstream firms in a value chain, but it, too, did not test at the patent level whether a technology crosses the boundary between process stages. Moreover, compared with the theory that views convergence as a staged process (Hacklin et al., 2010), empirical studies of how the content of convergence changes over time are scarce. Inventions that cross the boundary between process stages can be a technological starting point for changing the industry architecture that defines who produces what and how value is distributed (Jacobides et al., 2006); this research gap therefore needs to be addressed.</w:t>
+        <w:t xml:space="preserve">Hybrid bonding is thus a representative case of the merging of front-end and back-end technologies across their boundary, and this phenomenon can be understood from the perspective of technology convergence. Research on technology convergence has long examined how previously distinct technological domains come to overlap and combine (Rosenberg, 1963; Kodama, 1992; Curran and Leker, 2011; Sick and Bröring, 2022). As the studies by Hacklin et al. (2009) on information and communication technology and consumer electronics, Bröring et al. (2006) on food and pharmaceuticals, and No and Park (2010) on nanotechnology and biotechnology illustrate, however, prior research has focused mainly on overlaps between different industries or technological fields. By contrast, convergence that cuts across the stages of the value chain within a single industry has received little attention. The closest precedent is the study by Karvonen and Kässi (2012), which analyzed patent citations between upstream and downstream firms in a value chain, but it, too, did not test at the patent level whether a technology crosses the boundary between process stages. Moreover, although convergence has been theorized as a staged process (Hacklin et al., 2010), empirical studies of how the content of convergence changes over time are scarce. Inventions that cross the boundary between process stages can be a technological starting point for changing the industry architecture that defines who produces what and how value is distributed (Jacobides et al., 2006); this research gap therefore needs to be addressed.</w:t>
       </w:r>
     </w:p>
     <w:p>
@@ -284,7 +284,7 @@
         <w:pStyle w:val="BodyText"/>
       </w:pPr>
       <w:r>
-        <w:t xml:space="preserve">This prior research shares three features, which form the starting point of this study. First, its focus lies on overlaps between different industries or technological fields. Canonical cases such as telecommunications and computing, food and pharmaceuticals, and nanotechnology and biotechnology all involve firms from different industries discovering that their knowledge bases overlap (Gambardella and Torrisi, 1998; Bröring et al., 2006; No and Park, 2010). Second, convergence is generally measured with field-level indicators that aggregate co-classifications or citations between two fields (Curran et al., 2010; Cho and Kim, 2014; Song et al., 2017; Choi et al., 2022). Such indicators show whether and when two fields converge, but they cannot explain which inventions embody convergence or what characteristics such inventions have, because differences among individual patents are hidden in the average. Third, compared with the theory that views convergence as a staged process moving from knowledge through technologies and applications to industries (Hacklin et al., 2010), empirical studies have largely been confined to confirming, as a trend, whether the degree of convergence has increased. In other words, which technologies combine as convergence proceeds, and how the content and center of convergence change, have received relatively little attention. Organized around these three features, the following subsections review cross-stage technology convergence within the value chain (Section 2.2), the dynamic unfolding of technology convergence (Section 2.3), and the patent-based measurement of technology convergence (Section 2.4).</w:t>
+        <w:t xml:space="preserve">This prior research shares three features, which form the starting point of this study. First, its focus lies on overlaps between different industries or technological fields. Canonical cases such as telecommunications and computing, food and pharmaceuticals, and nanotechnology and biotechnology all involve firms from different industries discovering that their knowledge bases overlap (Gambardella and Torrisi, 1998; Bröring et al., 2006; No and Park, 2010). Second, convergence is generally measured with field-level indicators that aggregate co-classifications or citations between two fields (Curran et al., 2010; Cho and Kim, 2014; Song et al., 2017; Choi et al., 2022). Such indicators show whether and when two fields converge, but they cannot explain which inventions embody convergence or what characteristics such inventions have, because differences among individual patents are hidden in the average. Third, whereas theory views convergence as a staged process moving from knowledge through technologies and applications to industries (Hacklin et al., 2010), empirical studies have largely been confined to confirming, as a trend, whether the degree of convergence has increased. In other words, which technologies combine as convergence proceeds, and how the content and center of convergence change, have received relatively little attention. Organized around these three features, the following subsections review cross-stage technology convergence within the value chain (Section 2.2), the dynamic unfolding of technology convergence (Section 2.3), and the patent-based measurement of technology convergence (Section 2.4).</w:t>
       </w:r>
     </w:p>
     <w:bookmarkEnd w:id="11"/>
@@ -328,7 +328,7 @@
         <w:pStyle w:val="FirstParagraph"/>
       </w:pPr>
       <w:r>
-        <w:t xml:space="preserve">As the third feature of prior research identified in Section 2.1 suggests, the cross-stage convergence discussed above needs to be understood not as a fixed state but as a process that unfolds over time, because convergence is not a one-time event but a process that proceeds through several stages (Hacklin et al., 2010). Furthermore, according to the technology cycle model (Anderson and Tushman, 1990), a new technology passes through an era of ferment in which multiple designs compete before converging on a single dominant design. Combining the two perspectives, cross-stage convergence can also be expected to take different forms depending on the developmental stage of the technology. While the technology is forming, process inventions that make direct bonding possible will predominate; as the technology diffuses, cases in which process knowledge is combined with bonding inventions will increase. Once a single design approach has become established as the dominant design, the combination of the two technologies will shift toward the peripheral processes required for applications.</w:t>
+        <w:t xml:space="preserve">As the third feature of prior research identified in Section 2.1 suggests, the cross-stage convergence discussed above needs to be understood not as a fixed state but as a process that unfolds over time, because convergence is not a one-time event but a process that proceeds through several stages (Hacklin et al., 2010). Furthermore, according to the technology cycle model (Anderson and Tushman, 1990), a new technology passes through an era of ferment in which multiple designs compete before converging on a single dominant design. When the two perspectives are combined, cross-stage convergence can also be expected to take different forms depending on the developmental stage of the technology. While the technology is forming, process inventions that make direct bonding possible will predominate; as the technology diffuses, cases in which process knowledge is combined with bonding inventions will increase. Once a single design approach has become established as the dominant design, the combination of the two technologies will shift toward the peripheral processes required for end-use products.</w:t>
       </w:r>
     </w:p>
     <w:p>
@@ -336,7 +336,7 @@
         <w:pStyle w:val="BodyText"/>
       </w:pPr>
       <w:r>
-        <w:t xml:space="preserve">This perspective can also be applied to the technological development of hybrid bonding. According to stage models of convergence (Hacklin et al., 2010; Jeong et al., 2015), the form of convergence changes as a technology develops. Early hybrid bonding inventions concerned the process steps that made direct bonding possible, such as surface preparation, low-temperature annealing, and planarization, and were therefore often classified as process inventions. As the range of applications later expanded from wafer-level bonding for image sensors and 3D NAND to die-level bonding for high-bandwidth memory (HBM) and logic, the focus of invention shifted to bonded structures and stacking (Lau, 2021). Accordingly, bonding inventions can be expected to account for a growing share relative to fabrication-process inventions among more recent filings.</w:t>
+        <w:t xml:space="preserve">This perspective can also be applied to the technological development of hybrid bonding. According to stage models of convergence (Hacklin et al., 2010; Jeong et al., 2015), the form of convergence changes as a technology develops. Early hybrid bonding inventions concerned the process steps that made direct bonding possible, such as surface preparation, low-temperature annealing, and planarization, and were therefore often classified as process inventions. As its use later expanded from wafer-level bonding for image sensors and 3D NAND to die-level bonding for high-bandwidth memory (HBM) and logic, the focus of invention shifted to bonded structures and stacking (Lau, 2021). Accordingly, bonding inventions can be expected to account for a growing share relative to fabrication-process inventions among more recent filings.</w:t>
       </w:r>
     </w:p>
     <w:p>
@@ -352,7 +352,7 @@
         <w:pStyle w:val="BodyText"/>
       </w:pPr>
       <w:r>
-        <w:t xml:space="preserve">This difference can be explained from the perspective of the technology cycle model. In the era of ferment immediately after a new technology emerges, multiple designs compete, and the interfaces between the core element and the other elements are not yet settled. Once a dominant design has been established, however, the interfaces become entrenched, and subsequent invention shifts to incremental innovation that improves the established design (Anderson and Tushman, 1990). While the interfaces remain unsettled, inventing the direct connection of bonding pads requires dealing with fabrication-process knowledge such as surface planarization and wafer bonding. Once the interfaces have become entrenched, by contrast, such knowledge is taken as a given condition, and the core technology can be invented within the bonding domain. Brusoni et al. (2001) attributed the need for firms to possess knowledge beyond the scope of what they produce to unpredictable interdependencies among components. By the same logic, as interdependencies become predictable, the need for a single invention to incorporate knowledge from the other side of the boundary decreases. Because hybrid bonding was first commercialized in wafer-level bonding for image sensors and 3D NAND and its applications were later extended to die-level bonding (Lau, 2021, 2022), later filings are more likely to belong to a stage in which the design of the core technology has become entrenched. Applications containing the core technology can therefore be expected to incorporate fabrication-process knowledge frequently while the technology is forming, with this difference diminishing over time. The core technology is identified through the technology cluster and technology network analyses in Section 4.4.</w:t>
+        <w:t xml:space="preserve">This difference can be explained from the perspective of the technology cycle model. In the era of ferment immediately after a new technology emerges, multiple designs compete, and the interfaces between the core element and the other elements are not yet settled. Once a dominant design has been established, however, the interfaces become entrenched, and subsequent invention shifts to incremental innovation that improves the established design (Anderson and Tushman, 1990). While the interfaces remain unsettled, inventing the direct connection of bonding pads requires dealing with fabrication-process knowledge such as surface planarization and wafer bonding. Once the interfaces have become entrenched, by contrast, such knowledge is taken as a given condition, and the core technologies can be invented within the bonding domain. Brusoni et al. (2001) attributed the need for firms to possess knowledge beyond the scope of what they produce to unpredictable interdependencies among components. By the same logic, as interdependencies become predictable, the need for a single invention to incorporate knowledge from the other side of the boundary decreases. Because hybrid bonding was first commercialized in wafer-level bonding for image sensors and 3D NAND and its use was later extended to die-level bonding (Lau, 2021, 2022), later filings are more likely to belong to a stage in which the design of the core technologies has become entrenched. Applications containing the core technologies can therefore be expected to incorporate fabrication-process knowledge more often than other applications while the technology is forming, but this difference should diminish over time. The core technologies are identified through the technology cluster and technology network analyses in Section 4.4.</w:t>
       </w:r>
     </w:p>
     <w:p>
@@ -1255,7 +1255,7 @@
         <w:t xml:space="preserve"> </w:t>
       </w:r>
       <w:r>
-        <w:t xml:space="preserve">in a different sense, as in direct bonded copper (DBC) substrates, in which copper is bonded to a ceramic substrate, copper alloys, and power modules, and a few use</w:t>
+        <w:t xml:space="preserve">in a different sense, as in direct bonded copper (DBC) substrates (copper bonded to a ceramic substrate), copper alloys, and power modules; a few use</w:t>
       </w:r>
       <w:r>
         <w:t xml:space="preserve"> </w:t>
@@ -1318,7 +1318,7 @@
         <w:pStyle w:val="FirstParagraph"/>
       </w:pPr>
       <w:r>
-        <w:t xml:space="preserve">Measuring cross-stage technology convergence with the data constructed above first requires distinguishing among the theoretical concept, the observed phenomenon, and the operational indicator (Table 2). In this study, the theoretical concept is cross-stage technology convergence, the observed phenomenon is the inclusion of fabrication-process technology and bonding and interconnect technology in a single application, and the operational indicator is the co-classification of H01L21 and H01L24. H01L21 is not, however, regarded as the front end itself, nor H01L24 as the back end itself. In addition to wafer fabrication, H01L21 also covers packaging-stage fabrication processes, such as the manufacture of package parts, mounting and encapsulation, lead attachment, and dicing, as well as processing apparatus, and H01L24 likewise does not coincide with the boundary of the back-end industry in the organizational sense. The co-classification of the two classes can nevertheless serve as a proxy because many of the wafer preparation, surface treatment, planarization, and related fabrication processes that determine the performance of hybrid bonding are included in H01L21, whereas bonding and interconnect technologies are concentrated in H01L24. The 1,636 H01L21-family symbol records in the sample consist of 905 for wafer fabrication (55.3%), 328 for processing apparatus (20.0%), and 403 for packaging-stage processes (24.6%). The results re-estimated under a narrow definition that excludes packaging-stage processes from fabrication processes are presented in Section 5.4; the conclusions of the regression analyses did not change in this case either.</w:t>
+        <w:t xml:space="preserve">Measuring cross-stage technology convergence with the data constructed above first requires distinguishing among the theoretical concept, the observed phenomenon, and the operational indicator (Table 2). In this study, the theoretical concept is cross-stage technology convergence, the observed phenomenon is the inclusion of fabrication-process technology and bonding and interconnect technology in a single application, and the operational indicator is the co-classification of H01L21 and H01L24. H01L21 is not, however, regarded as the front end itself, nor H01L24 as the back end itself. This is because, in addition to wafer fabrication, H01L21 also covers processing apparatus and packaging-stage fabrication processes such as the manufacture of package parts, mounting and encapsulation, lead attachment, and dicing, and H01L24 likewise does not coincide with the boundary of the back-end industry in the organizational sense. The co-classification of the two classes can nevertheless serve as a proxy because many of the wafer preparation, surface treatment, planarization, and related fabrication processes that determine the performance of hybrid bonding are included in H01L21, whereas bonding and interconnect technologies are concentrated in H01L24. The 1,636 H01L21-family symbol records in the sample consist of 905 for wafer fabrication (55.3%), 328 for processing apparatus (20.0%), and 403 for packaging-stage processes (24.6%). The results re-estimated under a narrow definition that excludes packaging-stage processes from fabrication processes are presented in Section 5.4; the conclusions of the regression analyses did not change in this case either.</w:t>
       </w:r>
     </w:p>
     <w:p>
@@ -1806,7 +1806,7 @@
         <w:pStyle w:val="FirstParagraph"/>
       </w:pPr>
       <w:r>
-        <w:t xml:space="preserve">Following these operational definitions, the variables used in the analysis are defined as shown in Table 3. Technological scope (breadth) is the number of distinct subgroup symbols of the H01L21 and H01L24 families assigned to an application. It applies Lerner’s (1994) approach of measuring patent scope by the number of classification symbols to the interior of the two classes; it represents the diversity of the detailed technologies assigned to an application within the two classes and measures neither the extent to which the application extends into fields beyond semiconductors nor the legal scope of its claims. Because the co-classification type and technological scope are derived from the same CPC information, however, an integrated application by definition carries at least one H01L21 symbol and at least one H01L24 symbol, so its minimum breadth is two, whereas the minimum breadth of a single-class type is one. To mitigate this difference in mechanical minimums, a type-minimum-adjusted CPC scope was constructed separately by subtracting one symbol for each class that an application carries (breadth_adj = breadth − I[has H01L21] − I[has H01L24]). For example, an integrated application with two H01L21 symbols and one H01L24 symbol has a breadth of 3 and a breadth_adj of 1, and a bonding-only application with only four H01L24 symbols has a breadth of 4 and a breadth_adj of 3. The variable breadth_adj measures the additional CPC diversity that remains after the minimum classification information establishing the type is excluded; because it reflects the type information of the dependent variable, it is used only as an exploratory robustness indicator. The co-classification type (tech_cat) classifies each application as bonding-only (only H01L24 symbols), integrated (symbols of both classes), or process-only (only H01L21 symbols); the integrated type, to which symbols of both classes are assigned together, is the measure of boundary spanning. Fabrication-process classification (has_process) is an indicator that equals 1 if an application carries at least one H01L21 symbol and combines the integrated and process-only types. Filing year (yc) is the number of years elapsed since 1968, the first filing year in the sample, and filing period (period) has three categories: 1968–2014, grouped into a single period because filings were sparse, and 2015–2019 and 2020–2024 thereafter. Core technology (core) equals 1 if an application carries at least one of the four core bonding symbols identified in Section 4.4 (24/03, 24/05, 24/08, and 24/80). Filing office (ccode) is the patent office or filing route through which an application was filed and has eight levels. Because filing periods and technological composition differ across filing offices, filing office is included as a control variable in all models; its coefficients, however, are not interpreted, because differences between offices are not the subject of this study.</w:t>
+        <w:t xml:space="preserve">Following these operational definitions, the variables used in the analysis are defined as shown in Table 3. Technological scope (breadth) is the number of distinct subgroup symbols of the H01L21 and H01L24 families assigned to an application. It applies Lerner’s (1994) approach, which measures patent scope by the number of classification symbols, within the two classes; it represents the diversity of the detailed technologies assigned to an application within the two classes and measures neither the extent to which the application extends into fields beyond semiconductors nor the legal scope of its claims. However, the co-classification type and technological scope are derived from the same CPC information and are therefore mechanically linked: an integrated application by definition carries at least one H01L21 symbol and at least one H01L24 symbol, so its minimum breadth is two, whereas the minimum breadth of a single-class type is one. To mitigate this difference in mechanical minimums, a type-minimum-adjusted CPC scope was constructed separately by subtracting one symbol for each class that an application carries (breadth_adj = breadth − I[has H01L21] − I[has H01L24]). For example, an integrated application with two H01L21 symbols and one H01L24 symbol has a breadth of 3 and a breadth_adj of 1, and a bonding-only application with only four H01L24 symbols has a breadth of 4 and a breadth_adj of 3. The variable breadth_adj measures the additional CPC diversity that remains after the minimum classification information establishing the type is excluded; because it reflects the type information of the dependent variable, it is used only as an exploratory robustness indicator. The co-classification type (tech_cat) classifies each application as bonding-only (only H01L24 symbols), integrated (symbols of both classes), or process-only (only H01L21 symbols); the integrated type, to which symbols of both classes are assigned together, is the measure of boundary spanning. Fabrication-process classification (has_process) is an indicator that equals 1 if an application carries at least one H01L21 symbol and 0 otherwise; it thus pools the integrated and process-only types. Filing year (yc) is the number of years elapsed since 1968, the first filing year in the sample, and filing period (period) has three categories: 1968–2014, grouped into a single period because filings were sparse, and 2015–2019 and 2020–2024 thereafter. Core technology (core) equals 1 if an application carries at least one of the four core bonding symbols identified in Section 4.4 (24/03, 24/05, 24/08, and 24/80). Filing office (ccode) is the patent office or filing route through which an application was filed and has eight levels. Because filing periods and technological composition differ across filing offices, filing office is included as a control variable in all models; its coefficients, however, are not interpreted, because differences between offices are not the subject of this study.</w:t>
       </w:r>
     </w:p>
     <w:p>
@@ -5379,7 +5379,7 @@
         <w:t xml:space="preserve"> </w:t>
       </w:r>
       <w:r>
-        <w:t xml:space="preserve">Because indexing codes are not included in the regression data, the core technologies used in the analysis are selected from among the H01L24 (bonding and interconnect classification) symbols in the regression data. Figure 4 shows the network of symbols assigned to 30 or more applications in the regression data. The four H01L24 symbols assigned to 200 or more applications in Table 4 (24/80, 24/08, 24/05, and 24/03) are also the four symbols with the greatest connection strength in this network (3,235, 3,140, 2,518, and 1,778), where the connection strength of a symbol is the sum of the numbers of applications in which it is assigned together with other symbols, and the six pairs formed by these four symbols (186–439 applications) are the six strongest links in the entire network. Connection strengths and the rankings of links were calculated over all symbols and links in the regression data, regardless of the display threshold of the figure. Connection using layer connectors (24/83), the fifth most frequent symbol by number of applications, is assigned to 164 applications and thus falls short of the 200-application threshold. In the CPC scheme, all four symbols belong to the groups concerning bonding pads. 24/03 and 24/05 cover the manufacture of bonding pads and their structure before connection, and 24/08 and 24/80 cover the structure after bonding pads have been connected to one another without separate connectors such as bumps, layers, or wires, and the corresponding connection methods. Under the parent group of connection methods (24/80), methods using bump (24/81), layer (24/83), and wire (24/85) connectors are classified separately as subgroups. This study therefore defines these four symbols as the core technologies of hybrid bonding.</w:t>
+        <w:t xml:space="preserve">Because indexing codes are not included in the regression data, the core technologies used in the analysis are selected from among the H01L24 (bonding and interconnect classification) symbols in the regression data. Figure 4 shows the network of symbols assigned to 30 or more applications in the regression data. The four H01L24 symbols assigned to 200 or more applications in Table 4 (24/80, 24/08, 24/05, and 24/03) are also the four symbols with the greatest connection strength in this network (3,235, 3,140, 2,518, and 1,778), where the connection strength of a symbol is the sum of the numbers of applications in which it is assigned together with other symbols, and the six pairs formed by these four symbols (186–439 applications) are the six strongest links in the entire network. Connection strengths and the rankings of links were calculated over all symbols and links in the regression data, regardless of the display threshold of the figure. Connection using layer connectors (24/83), the fifth most frequent symbol by number of applications, is assigned to 164 applications and thus falls short of the 200-application threshold. In the CPC scheme, all four symbols belong to the groups concerning bonding pads. Symbols 24/03 and 24/05 cover the manufacture of bonding pads and their structure before connection, and 24/08 and 24/80 cover the structure after bonding pads have been connected to one another without separate connectors such as bumps, layers, or wires, and the corresponding connection methods. Under the parent group of connection methods (24/80), methods using bump (24/81), layer (24/83), and wire (24/85) connectors are classified separately as subgroups. This study therefore defines these four symbols as the core technologies of hybrid bonding.</w:t>
       </w:r>
     </w:p>
     <w:p>
@@ -6053,7 +6053,7 @@
         <w:t xml:space="preserve"> </w:t>
       </w:r>
       <w:r>
-        <w:t xml:space="preserve">The variable has_process equals 1 if an application carries at least one symbol of the H01L21 (fabrication-process classification) family and 0 otherwise. The 425 integrated and 165 process-only applications take the value 1, and the 338 bonding-only applications take the value 0. Because the dependent variable has only two states, it is estimated with a binary logit that constrains probabilities to lie between 0 and 1 (log[P/(1 − P)] = β₀ + β₁·breadth + β₂·yc + Σγ_k·ccode_k), and the results are reported as odds ratios (ORs). An OR is a multiplier of the odds, not of the probability. For example, an OR of 1.5 means that the odds of having a fabrication-process classification are 1.5 times as high, and it should not be interpreted as a 50% higher probability. This model is a supplementary analysis that groups integrated and process-only applications as applications with a fabrication-process classification to examine in what kinds of applications fabrication-process classifications are generally observed; it is not the main analysis.</w:t>
+        <w:t xml:space="preserve">The variable has_process equals 1 if an application carries at least one symbol of the H01L21 (fabrication-process classification) family and 0 otherwise. The 425 integrated and 165 process-only applications take the value 1, and the 338 bonding-only applications take the value 0. Because the dependent variable has only two states, the model is estimated as a binary logit that constrains probabilities to lie between 0 and 1 (log[P/(1 − P)] = β₀ + β₁·breadth + β₂·yc + Σγ_k·ccode_k), and the results are reported as odds ratios (ORs). An OR is a multiplier of the odds, not of the probability. For example, an OR of 1.5 means that the odds of having a fabrication-process classification are 1.5 times as high, and it should not be interpreted as a 50% higher probability. This model is a supplementary analysis that groups integrated and process-only applications as applications with a fabrication-process classification to examine in what kinds of applications fabrication-process classifications are generally observed; it is not the main analysis.</w:t>
       </w:r>
     </w:p>
     <w:p>
@@ -6193,7 +6193,7 @@
         <w:t xml:space="preserve"> </w:t>
       </w:r>
       <w:r>
-        <w:t xml:space="preserve">sample is not used for the core technology model because it contains only 12 bonding applications without the core technologies up to 2019. For the possibility that observations are not independent because applications with the same title recur at several offices, significance is recalculated with cluster-robust standard errors that treat each title as a cluster; in this approach, the coefficients are unchanged, and only the standard errors differ. Regarding the independence of irrelevant alternatives (IIA) assumed by the multinomial logit, Appendix A presents, instead of a formal test, an alternative-exclusion sensitivity analysis that excludes the process-only type, estimates a binary logit of integrated versus bonding-only, and checks whether the substantive interpretation holds. The results are interpreted at the 5% significance level, but not on the basis of a single p-value alone; rather, the consistency of the direction, effect size, and significance of the coefficients across the baseline model, the alternative samples and definitions, and the clustered standard errors is assessed comprehensively. A p ≥ 0.05 does not prove the absence of an effect but indicates a lack of clear evidence at the 5% level, and 95% confidence intervals are presented for the key effect ratios. All coefficients are interpreted not as causal effects but as conditional associations that control for the observed variables.</w:t>
+        <w:t xml:space="preserve">sample is not used for the core technology model because it contains only 12 bonding applications without the core technologies up to 2019. For the possibility that observations are not independent because applications with the same title recur at several offices, significance is recalculated with cluster-robust standard errors that treat each title as a cluster; in this approach, the coefficients are unchanged, and only the standard errors differ. Regarding the independence of irrelevant alternatives (IIA) assumed by the multinomial logit, Appendix A presents, instead of a formal test, an alternative-exclusion sensitivity analysis that excludes the process-only type, estimates a binary logit of integrated versus bonding-only, and checks whether the substantive interpretation holds. The results are interpreted at the 5% significance level, but not on the basis of a single p-value alone; rather, the consistency of the direction, effect size, and significance of the coefficients across the baseline model, the alternative samples and definitions, and the clustered standard errors is assessed comprehensively. A p-value of 0.05 or greater does not prove the absence of an effect but indicates a lack of clear evidence at the 5% level, and 95% confidence intervals are presented for the key effect ratios. All coefficients are interpreted not as causal effects but as conditional associations that control for the observed variables.</w:t>
       </w:r>
     </w:p>
     <w:bookmarkEnd w:id="35"/>
@@ -7233,12 +7233,12 @@
         </w:tblBorders>
       </w:tblPr>
       <w:tblGrid>
-        <w:gridCol w:w="1232"/>
-        <w:gridCol w:w="1637"/>
-        <w:gridCol w:w="1368"/>
-        <w:gridCol w:w="1637"/>
+        <w:gridCol w:w="1182"/>
+        <w:gridCol w:w="1569"/>
+        <w:gridCol w:w="1312"/>
+        <w:gridCol w:w="1569"/>
         <w:gridCol w:w="461"/>
-        <w:gridCol w:w="2737"/>
+        <w:gridCol w:w="2979"/>
       </w:tblGrid>
       <w:tr>
         <w:trPr>
@@ -7247,7 +7247,7 @@
         </w:trPr>
         <w:tc>
           <w:tcPr>
-            <w:tcW w:type="dxa" w:w="1232"/>
+            <w:tcW w:type="dxa" w:w="1182"/>
             <w:tcBorders>
               <w:bottom w:val="single" w:sz="4" w:space="0" w:color="000000"/>
             </w:tcBorders>
@@ -7269,7 +7269,7 @@
         </w:tc>
         <w:tc>
           <w:tcPr>
-            <w:tcW w:type="dxa" w:w="1637"/>
+            <w:tcW w:type="dxa" w:w="1569"/>
             <w:tcBorders>
               <w:bottom w:val="single" w:sz="4" w:space="0" w:color="000000"/>
             </w:tcBorders>
@@ -7291,7 +7291,7 @@
         </w:tc>
         <w:tc>
           <w:tcPr>
-            <w:tcW w:type="dxa" w:w="1368"/>
+            <w:tcW w:type="dxa" w:w="1312"/>
             <w:tcBorders>
               <w:bottom w:val="single" w:sz="4" w:space="0" w:color="000000"/>
             </w:tcBorders>
@@ -7313,7 +7313,7 @@
         </w:tc>
         <w:tc>
           <w:tcPr>
-            <w:tcW w:type="dxa" w:w="1637"/>
+            <w:tcW w:type="dxa" w:w="1569"/>
             <w:tcBorders>
               <w:bottom w:val="single" w:sz="4" w:space="0" w:color="000000"/>
             </w:tcBorders>
@@ -7358,7 +7358,7 @@
         </w:tc>
         <w:tc>
           <w:tcPr>
-            <w:tcW w:type="dxa" w:w="2737"/>
+            <w:tcW w:type="dxa" w:w="2979"/>
             <w:tcBorders>
               <w:bottom w:val="single" w:sz="4" w:space="0" w:color="000000"/>
             </w:tcBorders>
@@ -7375,7 +7375,7 @@
                 <w:sz w:val="13"/>
                 <w:szCs w:val="13"/>
               </w:rPr>
-              <w:t xml:space="preserve">Fabrication-process classification (%)</w:t>
+              <w:t xml:space="preserve">With fabrication-process classification (%)</w:t>
             </w:r>
           </w:p>
         </w:tc>
@@ -7386,7 +7386,7 @@
         </w:trPr>
         <w:tc>
           <w:tcPr>
-            <w:tcW w:type="dxa" w:w="1232"/>
+            <w:tcW w:type="dxa" w:w="1182"/>
           </w:tcPr>
           <w:p>
             <w:pPr>
@@ -7405,7 +7405,7 @@
         </w:tc>
         <w:tc>
           <w:tcPr>
-            <w:tcW w:type="dxa" w:w="1637"/>
+            <w:tcW w:type="dxa" w:w="1569"/>
           </w:tcPr>
           <w:p>
             <w:pPr>
@@ -7424,7 +7424,7 @@
         </w:tc>
         <w:tc>
           <w:tcPr>
-            <w:tcW w:type="dxa" w:w="1368"/>
+            <w:tcW w:type="dxa" w:w="1312"/>
           </w:tcPr>
           <w:p>
             <w:pPr>
@@ -7443,7 +7443,7 @@
         </w:tc>
         <w:tc>
           <w:tcPr>
-            <w:tcW w:type="dxa" w:w="1637"/>
+            <w:tcW w:type="dxa" w:w="1569"/>
           </w:tcPr>
           <w:p>
             <w:pPr>
@@ -7482,7 +7482,7 @@
         </w:tc>
         <w:tc>
           <w:tcPr>
-            <w:tcW w:type="dxa" w:w="2737"/>
+            <w:tcW w:type="dxa" w:w="2979"/>
           </w:tcPr>
           <w:p>
             <w:pPr>
@@ -7507,7 +7507,7 @@
         </w:trPr>
         <w:tc>
           <w:tcPr>
-            <w:tcW w:type="dxa" w:w="1232"/>
+            <w:tcW w:type="dxa" w:w="1182"/>
           </w:tcPr>
           <w:p>
             <w:pPr>
@@ -7526,7 +7526,7 @@
         </w:tc>
         <w:tc>
           <w:tcPr>
-            <w:tcW w:type="dxa" w:w="1637"/>
+            <w:tcW w:type="dxa" w:w="1569"/>
           </w:tcPr>
           <w:p>
             <w:pPr>
@@ -7545,7 +7545,7 @@
         </w:tc>
         <w:tc>
           <w:tcPr>
-            <w:tcW w:type="dxa" w:w="1368"/>
+            <w:tcW w:type="dxa" w:w="1312"/>
           </w:tcPr>
           <w:p>
             <w:pPr>
@@ -7564,7 +7564,7 @@
         </w:tc>
         <w:tc>
           <w:tcPr>
-            <w:tcW w:type="dxa" w:w="1637"/>
+            <w:tcW w:type="dxa" w:w="1569"/>
           </w:tcPr>
           <w:p>
             <w:pPr>
@@ -7603,7 +7603,7 @@
         </w:tc>
         <w:tc>
           <w:tcPr>
-            <w:tcW w:type="dxa" w:w="2737"/>
+            <w:tcW w:type="dxa" w:w="2979"/>
           </w:tcPr>
           <w:p>
             <w:pPr>
@@ -7628,7 +7628,7 @@
         </w:trPr>
         <w:tc>
           <w:tcPr>
-            <w:tcW w:type="dxa" w:w="1232"/>
+            <w:tcW w:type="dxa" w:w="1182"/>
           </w:tcPr>
           <w:p>
             <w:pPr>
@@ -7647,7 +7647,7 @@
         </w:tc>
         <w:tc>
           <w:tcPr>
-            <w:tcW w:type="dxa" w:w="1637"/>
+            <w:tcW w:type="dxa" w:w="1569"/>
           </w:tcPr>
           <w:p>
             <w:pPr>
@@ -7666,7 +7666,7 @@
         </w:tc>
         <w:tc>
           <w:tcPr>
-            <w:tcW w:type="dxa" w:w="1368"/>
+            <w:tcW w:type="dxa" w:w="1312"/>
           </w:tcPr>
           <w:p>
             <w:pPr>
@@ -7685,7 +7685,7 @@
         </w:tc>
         <w:tc>
           <w:tcPr>
-            <w:tcW w:type="dxa" w:w="1637"/>
+            <w:tcW w:type="dxa" w:w="1569"/>
           </w:tcPr>
           <w:p>
             <w:pPr>
@@ -7724,7 +7724,7 @@
         </w:tc>
         <w:tc>
           <w:tcPr>
-            <w:tcW w:type="dxa" w:w="2737"/>
+            <w:tcW w:type="dxa" w:w="2979"/>
           </w:tcPr>
           <w:p>
             <w:pPr>
@@ -8481,7 +8481,7 @@
         <w:pStyle w:val="BodyText"/>
       </w:pPr>
       <w:r>
-        <w:t xml:space="preserve">The change originated in the applications containing the core technologies. The integrated share of bonding applications without the core technologies actually rose from 27.7% to 57.9% and 56.9%, whereas that of applications containing them fell from 79.6% and 77.1% to 48.4%. Over the same periods, the share of applications containing the core technologies among bonding applications rose from 53.5% to 78.7% and 88.0%, which suggests that invention converged on a single core design. The fabrication-process symbols assigned together with the core technologies also differed across periods. In integrated applications containing the core technologies, the most frequent H01L21 symbols were the joining of semiconductor bodies (21/187; 22 applications) and through-substrate vias (21/76898; 21 applications) in 2015–2019 and support using temporary substrates (21/6835; 48 applications) and temporary substrates used as encapsulation process aids (21/568; 43 applications) in 2020–2024. The latter two symbols concern processes for supporting dies and completing them as packages rather than the bonding principle itself. Taken together, inventions containing the core technologies initially incorporated fabrication-process knowledge far more often than other bonding inventions, but this difference is no longer observed in recent filings, and the fabrication processes assigned together with the core technologies have also shifted to peripheral processes such as die support and encapsulation.</w:t>
+        <w:t xml:space="preserve">The change originated in the applications containing the core technologies. The integrated share of bonding applications without the core technologies actually rose from 27.7% to 57.9% and 56.9%, whereas that of applications containing them fell from 79.6% and 77.1% to 48.4%. Over the same periods, the share of applications containing the core technologies among bonding applications rose from 53.5% to 78.7% and 88.0%, which suggests that invention converged on a single core design. The fabrication-process symbols assigned together with the core technologies also differed across periods. In integrated applications containing the core technologies, the most frequent H01L21 symbols were the joining of semiconductor bodies (21/187; 22 applications) and through-substrate vias (21/76898; 21 applications) in 2015–2019 and support using temporary substrates (21/6835; 48 applications) and temporary substrates used as encapsulation process aids (21/568; 43 applications) in 2020–2024. The latter two symbols concern processes for supporting dies and completing them as packages rather than the bonding principle itself. Taken together, these results suggest that inventions containing the core technologies initially incorporated fabrication-process knowledge far more often than other bonding inventions, that this difference is no longer observed in recent filings, and that the fabrication processes assigned together with the core technologies have shifted to peripheral processes such as die support and encapsulation.</w:t>
       </w:r>
     </w:p>
     <w:p>
@@ -8489,7 +8489,7 @@
         <w:pStyle w:val="BodyText"/>
       </w:pPr>
       <w:r>
-        <w:t xml:space="preserve">This shift is also evident beyond individual symbols, in the fabrication-process domains as a whole and in the structure of the technology network (Table 11). In terms of the Jaccard coefficient with bonding symbols, wafer fabrication was highest in the diffusion phase and then dropped sharply (0.306 in the formation phase, 0.598 in the diffusion phase, and 0.159 in the reconfiguration phase), whereas processing apparatus (0.046, 0.059, and 0.176) and packaging-stage processes (0.194, 0.234, and 0.268) rose steadily. From the diffusion phase to the reconfiguration phase, the number of applications in which each domain’s symbols were assigned together with bonding symbols decreased from 119 to 82 for wafer fabrication but increased from 11 to 89 for processing apparatus and from 43 to 139 for packaging-stage processes. Consequently, the fabrication-process domain most strongly coupled with bonding changed from wafer fabrication in the formation and diffusion phases to packaging-stage processes in the reconfiguration phase. In the technology network, the hubs and the linking symbols showed different patterns. The three symbols with the greatest connection strength were core symbols (24/80, 24/08, and 24/05) in all three periods, so the core technologies retained their position as hubs. By contrast, the symbol with the highest betweenness centrality in the entire network in the formation and diffusion phases was the joining of semiconductor bodies (21/187), and wafer fabrication symbols accounted for 53.6% and 42.5%, respectively, of total betweenness centrality. In the reconfiguration phase, this share fell to 9.0%, processing apparatus symbols accounted for 26.1%, and the five fabrication-process symbols with the highest betweenness centrality were four processing apparatus symbols, namely, apparatus for making assemblies such as package structures (21/67121), mechanical parts of transfer devices (21/67766), apparatus for mechanical treatment (21/67092), and support using temporary substrates (21/6835), and one packaging-stage process symbol (21/50). The direction was the same when the reciprocals of the link weights were used as distances. In short, while the core technologies remained at the center of the network, the links connecting bonding and fabrication processes shifted from wafer fabrication to processing apparatus and packaging-stage processes.</w:t>
+        <w:t xml:space="preserve">This shift is also evident beyond individual symbols, in the fabrication-process domains as a whole and in the structure of the technology network (Table 11). In terms of the Jaccard coefficient with bonding symbols, wafer fabrication was highest in the diffusion phase and then dropped sharply (0.306 in the formation phase, 0.598 in the diffusion phase, and 0.159 in the reconfiguration phase), whereas processing apparatus (0.046, 0.059, and 0.176) and packaging-stage processes (0.194, 0.234, and 0.268) rose steadily. From the diffusion phase to the reconfiguration phase, the number of applications in which each domain’s symbols were assigned together with bonding symbols decreased from 119 to 82 for wafer fabrication but increased from 11 to 89 for processing apparatus and from 43 to 139 for packaging-stage processes. Consequently, the fabrication-process domain most strongly coupled with bonding changed from wafer fabrication in the formation and diffusion phases to packaging-stage processes in the reconfiguration phase. In the technology network, the hubs and the linking symbols showed different patterns. The three symbols with the greatest connection strength were core symbols (24/80, 24/08, and 24/05) in all three periods, so the core technologies retained their position as hubs. By contrast, the symbol with the highest betweenness centrality in the entire network in the formation and diffusion phases was the joining of semiconductor bodies (21/187), and wafer fabrication symbols accounted for 53.6% and 42.5%, respectively, of total betweenness centrality. In the reconfiguration phase, this share fell to 9.0%, processing apparatus symbols accounted for 26.1%, and the five fabrication-process symbols with the highest betweenness centrality were four processing apparatus symbols (21/67121, apparatus for making assemblies such as package structures; 21/67766, mechanical parts of transfer devices; 21/67092, apparatus for mechanical treatment; and 21/6835, support using temporary substrates) and one packaging-stage process symbol (21/50). The same pattern held when betweenness centrality was recalculated with the reciprocals of the link weights as distances. In short, while the core technologies remained at the center of the network, the links connecting bonding and fabrication processes shifted from wafer fabrication to processing apparatus and packaging-stage processes.</w:t>
       </w:r>
     </w:p>
     <w:p>
@@ -8518,7 +8518,7 @@
           <w:sz w:val="20"/>
           <w:szCs w:val="20"/>
         </w:rPr>
-        <w:t xml:space="preserve">Coupling strength between the fabrication-process domains and bonding symbols, and hubs and linking symbols of the technology network, by period (N = 928; the numbers in parentheses after the Jaccard coefficients are the numbers of applications carrying symbols of both the domain and bonding).</w:t>
+        <w:t xml:space="preserve">Coupling strength between the fabrication-process domains and bonding symbols, and hubs and linking symbols of the technology network, by period (N = 928; the numbers in parentheses after the Jaccard coefficients are the numbers of applications carrying both the domain’s symbols and bonding symbols).</w:t>
       </w:r>
     </w:p>
     <w:tbl>
@@ -9427,7 +9427,7 @@
           <w:sz w:val="20"/>
           <w:szCs w:val="20"/>
         </w:rPr>
-        <w:t xml:space="preserve">The Jaccard coefficient is the number of applications carrying both the domain’s symbols and bonding symbols divided by the number of applications carrying either. The share of betweenness centrality is the share of the sum of the betweenness centralities of each domain’s symbols in the total sum in the period-specific technology network, calculated without considering link weights. The linking symbols row lists the two fabrication-process symbols with the highest betweenness centrality in each period; those of the formation and diffusion phases belong to wafer fabrication, and those of the reconfiguration phase to processing apparatus. The prefix H01L is omitted from the symbols.</w:t>
+        <w:t xml:space="preserve">The Jaccard coefficient is the number of applications carrying both the domain’s symbols and bonding symbols divided by the number of applications carrying either. The share of betweenness centrality is the sum of the betweenness centralities of each domain’s symbols as a percentage of the network total in each period-specific technology network, calculated without considering link weights. The linking symbols row lists the two fabrication-process symbols with the highest betweenness centrality in each period; those of the formation and diffusion phases belong to wafer fabrication, and those of the reconfiguration phase to processing apparatus. The prefix H01L is omitted from the symbols.</w:t>
       </w:r>
     </w:p>
     <w:bookmarkEnd w:id="45"/>
@@ -10239,7 +10239,7 @@
         <w:t xml:space="preserve"> </w:t>
       </w:r>
       <w:r>
-        <w:t xml:space="preserve">sample (N = 467), the distribution is 49.5% integrated, 38.3% bonding-only, and 12.2% process-only, and the relative risk ratio of technological scope for the integrated type (1.485) remains significant at the 1% level. Because this sample contains only 30 applications filed up to 2014, however, the year coefficient is not significant (1.029). This appears to be because the decline of the process-only type largely reflects a transition from wafer bonding process applications in the period when the term</w:t>
+        <w:t xml:space="preserve">sample (N = 467), the distribution is 49.5% integrated, 38.3% bonding-only, and 12.2% process-only, and the relative risk ratio of technological scope for the integrated type (1.485) remains significant at the 1% level. Because this sample contains only 30 applications filed up to 2014, however, the year coefficient is not significant (1.029). This is likely because the decline of the process-only type largely reflects a transition from wafer bonding process applications filed when</w:t>
       </w:r>
       <w:r>
         <w:t xml:space="preserve"> </w:t>
@@ -10255,7 +10255,7 @@
         <w:t xml:space="preserve"> </w:t>
       </w:r>
       <w:r>
-        <w:t xml:space="preserve">was mainly used to structural applications in the</w:t>
+        <w:t xml:space="preserve">was the prevailing term to structural applications filed in the</w:t>
       </w:r>
       <w:r>
         <w:t xml:space="preserve"> </w:t>
@@ -10271,7 +10271,7 @@
         <w:t xml:space="preserve"> </w:t>
       </w:r>
       <w:r>
-        <w:t xml:space="preserve">period, whereas this sample cannot adequately capture the earlier period.</w:t>
+        <w:t xml:space="preserve">era, and this sample cannot adequately capture the earlier period.</w:t>
       </w:r>
     </w:p>
     <w:p>
@@ -10289,7 +10289,7 @@
         <w:t xml:space="preserve"> </w:t>
       </w:r>
       <w:r>
-        <w:t xml:space="preserve">The model that controls for the number of bonding symbols other than the core symbols checks whether the effect of the core technologies merely reflects a characteristic of applications that carry many bonding symbols, and the model that restricts the core technologies to 24/08 and 24/80 checks whether the same results hold when the scope of the core technologies is narrowed. The remaining four check the independence of observations, same-title duplicates, the definition of fabrication processes, and irrelevant uses of the search terms in the same way as for the multinomial logit in Table 12. The results that the odds ratio for 1968–2014 is greater than 1, that the odds ratio for 2020–2024 does not differ significantly from 1, and that the difference between them (last column) is significantly less than 1 hold in all seven estimations in Table 13. Even when the number of bonding symbols other than the core symbols is controlled for (with its own odds ratio of 1.100, p &lt; 0.01), the period-specific odds ratios barely change. The results are weakest in the sample excluding irrelevant uses. In this sample, the odds ratio for 1968–2014 decreases to 3.981 because 28 of the 51 irrelevant applications carrying bonding symbols were applications without the core technologies filed up to 2014, 25 of which were bonding-only. Nevertheless, the odds ratio for 1968–2014 (p &lt; 0.05) and the 2020–2024 interaction (0.185, p &lt; 0.05) are significant in this sample. However, because the odds ratio for 2015–2019 loses significance with the clustered standard errors and in the sample excluding irrelevant uses, this study does not determine whether the advantage of the core technologies became insignificant in the diffusion phase or in the reconfiguration phase.</w:t>
+        <w:t xml:space="preserve">The model that controls for the number of bonding symbols other than the core symbols checks whether the effect of the core technologies merely reflects a characteristic of applications that carry many bonding symbols, and the model that restricts the core technologies to 24/08 and 24/80 checks whether the same results hold when the scope of the core technologies is narrowed. The remaining four check the independence of observations, same-title duplicates, the definition of fabrication processes, and irrelevant uses of the search terms in the same way as for the multinomial logit in Table 12. In all seven estimations in Table 13, the odds ratio for 1968–2014 exceeds 1, the odds ratio for 2020–2024 does not differ significantly from 1, and the ratio between the two (last column) is significantly less than 1. Even when the number of bonding symbols other than the core symbols is controlled for (with its own odds ratio of 1.100, p &lt; 0.01), the period-specific odds ratios barely change. The results are weakest in the sample excluding irrelevant uses. In this sample, the odds ratio for 1968–2014 decreases to 3.981 because 28 of the 51 irrelevant applications carrying bonding symbols were applications without the core technologies filed up to 2014, 25 of which were bonding-only. Nevertheless, the odds ratio for 1968–2014 (p &lt; 0.05) and the 2020–2024 interaction (0.185, p &lt; 0.05) are significant in this sample. However, because the odds ratio for 2015–2019 loses significance with the clustered standard errors and in the sample excluding irrelevant uses, this study does not determine conclusively whether the advantage of the core technologies ceased to be significant in the diffusion phase or in the reconfiguration phase.</w:t>
       </w:r>
     </w:p>
     <w:p>
@@ -11919,7 +11919,7 @@
         <w:t xml:space="preserve"> </w:t>
       </w:r>
       <w:r>
-        <w:t xml:space="preserve">The existing literature has treated convergence mainly as a phenomenon between industries or between technological fields (Hacklin et al., 2010; Curran and Leker, 2011; Zhang and Zhang, 2025). The results of this study show that the same concept also applies to a boundary within an industry, namely, the boundary between the fabrication-process domain and the bonding domain of semiconductor manufacturing, and that the crossing of this boundary can be observed in individual patents. Of the patents related to hybrid bonding, 45.8% carry symbols of both domains, and even under the narrow definition, the share reaches 37.2%. If industry architecture is the template for the division of labor, as Jacobides et al. (2006) argue, then the fact that inventions begin to incorporate both sides of an interface between stages when it becomes unstable represents an expansion of technological interdependence that may precede the reorganization of that template, and this study captures it through patent co-classification. Whereas Kapoor (2013) showed that organizational integration persisted amid the division of labor, this study shows the technological basis of that integration, namely, that the knowledge of the two domains is being combined within individual inventions. Because, according to the stage logic of convergence (Hacklin et al., 2010), the combination of technologies precedes the combination of organizations, the hypothesis that the distribution of boundary-spanning patents can serve as a leading indicator of changes in organizational boundaries is left for future research.</w:t>
+        <w:t xml:space="preserve">The existing literature has treated convergence mainly as a phenomenon between industries or between technological fields (Hacklin et al., 2010; Curran and Leker, 2011; Zhang and Zhang, 2025). The results of this study show that the same concept also applies to a boundary within an industry, namely, the boundary between the fabrication-process domain and the bonding domain of semiconductor manufacturing, and that the crossing of this boundary can be observed in individual patents. Of the patents related to hybrid bonding, 45.8% carry symbols of both domains, and even under the narrow definition, the share reaches 37.2%. If industry architecture is the template for the division of labor, as Jacobides et al. (2006) argue, then the fact that inventions begin to incorporate both sides once the interface between stages becomes unstable represents an expansion of technological interdependence that may precede the reorganization of that template, and this study captures it through patent co-classification. Whereas Kapoor (2013) showed that organizational integration persisted amid the division of labor, this study shows the technological basis of that integration, namely, that the knowledge of the two domains is being combined within individual inventions. According to the stage logic of convergence (Hacklin et al., 2010), the combination of technologies precedes the combination of organizations; the hypothesis that the distribution of boundary-spanning patents can therefore serve as a leading indicator of changes in organizational boundaries is left for future research.</w:t>
       </w:r>
     </w:p>
     <w:p>
@@ -11927,7 +11927,7 @@
         <w:pStyle w:val="BodyText"/>
       </w:pPr>
       <w:r>
-        <w:t xml:space="preserve">This result also has implications for the characteristics of boundary-spanning inventions. In this study, boundary-spanning patents were found to include more diverse detailed technologies. Kodama’s (1992) fusion was defined at the level of firms’ R&amp;D organizations and convergence indices at the level of fields, whereas this study used patent-level evidence to identify technological diversity as a characteristic of boundary-spanning inventions; this provides one answer to the question of which inventions embody convergence (Section 2.1), which had been difficult to address with field-level indicators. Applications that span more detailed technologies are more likely to carry both fabrication-process and bonding symbols, whereas applications with a narrow scope tend to remain within one domain. This association appeared in the formation, diffusion, and reconfiguration phases alike and thus persisted while the center of convergence shifted. This is consistent with Lerner’s (1994) finding that patent scope has economic value and with Ziedonis’s (2004) explanation that broad portfolios are advantageous in fragmented markets for technology. In technologies whose performance and yield depend on the capabilities of adjacent process stages, broad technological diversity may also be related to rights protection strategies (Zhao et al., 2023), and it is also a way in which cross-stage convergence manifests itself in patent classification.</w:t>
+        <w:t xml:space="preserve">This result also has implications for the characteristics of boundary-spanning inventions. In this study, boundary-spanning patents were found to include more diverse detailed technologies. Kodama’s (1992) fusion was defined at the level of firms’ R&amp;D organizations and convergence indices at the level of fields, whereas this study used patent-level evidence to identify technological diversity as a characteristic of boundary-spanning inventions; this provides one answer to the question of which inventions embody convergence (Section 2.1), which had been difficult to address with field-level indicators. Applications that span more detailed technologies are more likely to carry both fabrication-process and bonding symbols, whereas applications with a narrow scope tend to remain within one domain. This association appeared in the formation, diffusion, and reconfiguration phases alike and thus persisted while the center of convergence shifted. This is consistent with Lerner’s (1994) finding that patent scope has economic value and with Ziedonis’s (2004) explanation that broad portfolios are advantageous in fragmented markets for technology. In technologies whose performance and yield depend on the capabilities of adjacent process stages, broad technological diversity may also be related to intellectual property protection strategies (Zhao et al., 2023), and it is also a way in which cross-stage convergence manifests itself in patent classification.</w:t>
       </w:r>
     </w:p>
     <w:p>
@@ -11945,7 +11945,7 @@
         <w:t xml:space="preserve"> </w:t>
       </w:r>
       <w:r>
-        <w:t xml:space="preserve">Table 15 summarizes the results of this study in chronological order. If convergence were understood as a simple process of expansion, the share of boundary-spanning patents would be expected to increase steadily over time. The results, however, show otherwise. In the formation phase (up to 2014), fabrication-process inventions such as planarization, surface activation, and wafer bonding were most often filed on their own (process-only, 43.6%), and inventions dealing with the core of bonding mostly incorporated fabrication-process knowledge as well (odds ratio of the core technologies, 11.071). In the diffusion phase (2015–2019), process inventions were classified together with bonding technologies rather than on their own, and the integrated share peaked at 62.2%. In the reconfiguration phase (2020–2024), the integrated share fell to 44.3%, and the bonding-only share rose to 45.4%. In this phase, applications containing the core technologies did not cross the boundary more often than applications without them (odds ratio 0.658, not significant), and the fabrication processes most often assigned together with the core technologies were die support and encapsulation processes using temporary substrates. Meanwhile, the integrated share of bonding applications without the core technologies actually rose from 27.7% to 56.9%. The number of symbols per application shows the same trend. The number of bonding-family (H01L24) symbols increased from 3.03 in 1968–2014 to 4.73 in 2015–2019 and then decreased to 3.91 in 2020–2024, whereas the number of fabrication-process-family (H01L21) symbols decreased from 2.12 and 2.23 to 1.46.</w:t>
+        <w:t xml:space="preserve">Table 15 summarizes the results of this study in chronological order. If convergence were understood as a simple process of expansion, the share of boundary-spanning patents would be expected to increase steadily over time. The results, however, show otherwise. In the formation phase (up to 2014), stand-alone fabrication-process inventions, such as those on planarization, surface activation, and wafer bonding, were the most common type (process-only, 43.6%), and inventions dealing with the core of bonding mostly incorporated fabrication-process knowledge as well (odds ratio of the core technologies, 11.071). In the diffusion phase (2015–2019), process inventions were more often classified together with bonding technologies than on their own, and the integrated share peaked at 62.2%. In the reconfiguration phase (2020–2024), the integrated share fell to 44.3%, and the bonding-only share rose to 45.4%. In this phase, applications containing the core technologies did not cross the boundary more often than applications without them (odds ratio 0.658, not significant), and the fabrication processes most often assigned together with the core technologies were die support and encapsulation processes using temporary substrates. Meanwhile, the integrated share of bonding applications without the core technologies actually rose from 27.7% to 56.9%. The number of symbols per application shows the same trend. The number of bonding-family (H01L24) symbols increased from 3.03 in 1968–2014 to 4.73 in 2015–2019 and then decreased to 3.91 in 2020–2024, whereas the number of fabrication-process-family (H01L21) symbols decreased from 2.12 and 2.23 to 1.46.</w:t>
       </w:r>
     </w:p>
     <w:p>
@@ -12627,7 +12627,7 @@
           <w:sz w:val="20"/>
           <w:szCs w:val="20"/>
         </w:rPr>
-        <w:t xml:space="preserve">The odds ratio of the core technologies compares the odds of being integrated for bonding applications containing the core technologies with those for bonding applications not containing them (** p &lt; 0.05, *** p &lt; 0.01). The main fabrication processes are the most frequent H01L21 symbols in integrated applications containing the core technologies. For the formation phase, no representative symbol is given because the 43 relevant applications are concentrated in a small number of applications with the same title (even the most frequent symbol appears in only five titles).</w:t>
+        <w:t xml:space="preserve">The odds ratio of the core technologies compares the odds of being integrated for bonding applications containing the core technologies with those for bonding applications not containing them (** p &lt; 0.05, *** p &lt; 0.01). The main fabrication processes are the most frequent H01L21 symbols in integrated applications containing the core technologies. For the formation phase, no representative symbol is given because the 43 relevant applications are concentrated in a few groups of applications sharing the same title (even the most frequent symbol appears under only five titles).</w:t>
       </w:r>
     </w:p>
     <w:p>
@@ -12635,7 +12635,7 @@
         <w:pStyle w:val="BodyText"/>
       </w:pPr>
       <w:r>
-        <w:t xml:space="preserve">These results reveal temporal changes in the content of convergence that, compared with the theory that views convergence as a staged process moving from knowledge through technologies and applications to industries (Hacklin et al., 2010), have not been adequately addressed empirically. That is, technology convergence is not a static combination that, once formed, keeps expanding but a dynamic process in which the level of convergence and its composition by type vary with the developmental stage of the technology. The background to these phase transitions can be understood more concretely through the following results on the shift in the structural center of convergence.</w:t>
+        <w:t xml:space="preserve">Whereas theory views convergence as a staged process moving from knowledge through technologies and applications to industries (Hacklin et al., 2010), temporal changes in the content of convergence have rarely been examined empirically; these results reveal such changes. That is, technology convergence is not a static combination that, once formed, keeps expanding but a dynamic process in which the level of convergence and its composition by type vary with the developmental stage of the technology. The background to these phase transitions can be understood more concretely through the following results on the shift in the structural center of convergence.</w:t>
       </w:r>
     </w:p>
     <w:p>
@@ -12653,7 +12653,7 @@
         <w:t xml:space="preserve"> </w:t>
       </w:r>
       <w:r>
-        <w:t xml:space="preserve">The finding that the integrated-type advantage of applications containing the core technologies was pronounced in the formation phase but was not observed in the reconfiguration phase is consistent with the technology cycle model (Anderson and Tushman, 1990), according to which the interfaces become entrenched once a dominant design has been established and subsequent innovation shifts to incremental improvement within the established design. The increase in the share of bonding applications containing the core technologies from 53.5% to 88.0% can be interpreted as invention converging on a single core design, and the fact that inventions dealing with this core no longer incorporate fabrication-process knowledge more often than other bonding inventions is consistent with the logic of Murmann and Frenken (2006) that once the design of a core element has become entrenched, the need to change the elements linked to it decreases. As the range of applications expanded from wafer-level to die-level bonding and as HBM and chiplets approached volume production (Lau, 2021, 2022), the point at which the two process stages meet appears to have moved from the bonding principle to processes for handling and stacking dies. The coupling strength of each fabrication-process domain and the betweenness centrality in the technology network show the same change. While the core symbols remained hubs throughout the three periods, the center of the fabrication processes combined with bonding, as well as the links connecting the two, shifted from wafer fabrication to processing apparatus and packaging-stage processes (Section 5.3, Table 11). Here,</w:t>
+        <w:t xml:space="preserve">The finding that the integrated-type advantage of applications containing the core technologies was pronounced in the formation phase but was not observed in the reconfiguration phase is consistent with the technology cycle model (Anderson and Tushman, 1990), according to which the interfaces become entrenched once a dominant design has been established and subsequent innovation shifts to incremental improvement within the established design. The increase in the share of bonding applications containing the core technologies from 53.5% to 88.0% can be interpreted as invention converging on a single core design, and the fact that inventions dealing with this core no longer incorporate fabrication-process knowledge more often than other bonding inventions is consistent with the logic of Murmann and Frenken (2006) that once the design of a core element has become entrenched, the need to change the elements linked to it decreases. As its use expanded from wafer-level to die-level bonding and as HBM and chiplets approached volume production (Lau, 2021, 2022), the point at which the two process stages meet appears to have moved from the bonding principle to processes for handling and stacking dies. The coupling strength of each fabrication-process domain and the betweenness centrality in the technology network show the same change. While the core symbols remained hubs throughout the three periods, the center of the fabrication processes combined with bonding, as well as the links connecting the two, shifted from wafer fabrication to processing apparatus and packaging-stage processes (Section 5.3, Table 11). Here,</w:t>
       </w:r>
       <w:r>
         <w:t xml:space="preserve"> </w:t>
@@ -12691,7 +12691,7 @@
         <w:pStyle w:val="BodyText"/>
       </w:pPr>
       <w:r>
-        <w:t xml:space="preserve">According to the period-specific results, moreover, in the reconfiguration phase, inventions containing the core principle of hybrid bonding did not carry fabrication-process symbols more often than other bonding inventions, and the fabrication processes combined with the core technologies were mostly processes for handling dies and completing them as packages, such as temporary support substrates and encapsulation. This suggests that the focus of competition may be shifting from the invention of the core principle to the invention of applications that combine this principle with die-level processes. For the Korean memory industry, which seeks to introduce hybrid bonding into next-generation HBM stacking, these results imply that packaging competitiveness may not hinge on the bonding principle alone. In addition to fabrication-process capabilities such as planarization, surface chemistry, and alignment metrology, capabilities that extend to the handling and stacking of thin dies may be required.</w:t>
+        <w:t xml:space="preserve">According to the period-specific results, moreover, in the reconfiguration phase, inventions containing the core principle of hybrid bonding did not carry fabrication-process symbols more often than other bonding inventions, and the fabrication processes combined with the core technologies were often processes for handling dies and completing them as packages, such as support on temporary substrates and encapsulation. This suggests that the focus of competition may be shifting from the invention of the core principle to the invention of applied technologies that combine this principle with die-level processes. For the Korean memory industry, which seeks to introduce hybrid bonding into next-generation HBM stacking, these results imply that packaging competitiveness may not hinge on the bonding principle alone. In addition to fabrication-process capabilities such as planarization, surface chemistry, and alignment metrology, capabilities that extend to the handling and stacking of thin dies may be required.</w:t>
       </w:r>
     </w:p>
     <w:bookmarkEnd w:id="49"/>
@@ -12717,7 +12717,7 @@
         <w:pStyle w:val="BodyText"/>
       </w:pPr>
       <w:r>
-        <w:t xml:space="preserve">Despite these limitations, the design of this study can be applied to other contexts. Process technologies in which a downstream stage has begun to depend on upstream capabilities, such as advanced lithography in displays, cell-to-pack integration in batteries, and additive manufacturing in aerospace assembly, can all be analyzed with the same two-class rule and discrete choice models. A comparison of several cases would make it possible to determine whether the formation–diffusion–reconfiguration trajectory observed in this study is general. In addition, by exploiting the fact that each patent is a set of several symbols, representations that preserve higher-order co-occurrence or generality indices (Petralia, 2020) could be used to test directly the general-purpose technology character of hybrid bonding as it spreads to logic, memory, and image sensors.</w:t>
+        <w:t xml:space="preserve">Despite these limitations, the design of this study can be applied to other contexts. Process technologies in which a downstream stage has begun to depend on upstream capabilities, such as advanced lithography in displays, cell-to-pack integration in batteries, and additive manufacturing in aerospace assembly, can all be analyzed with the same two-class rule and discrete choice models. A comparison of several cases would make it possible to determine whether the formation–diffusion–reconfiguration trajectory observed in this study is general. In addition, future research could exploit the fact that each patent is a set of several symbols and use representations that preserve higher-order co-occurrence or generality indices (Petralia, 2020) to test directly the general-purpose technology character of hybrid bonding as it spreads to logic, memory, and image sensors.</w:t>
       </w:r>
     </w:p>
     <w:bookmarkEnd w:id="50"/>
@@ -12736,7 +12736,7 @@
         <w:pStyle w:val="FirstParagraph"/>
       </w:pPr>
       <w:r>
-        <w:t xml:space="preserve">Technology convergence has been studied mainly as a combination between industries and as a question of whether the degree of convergence has increased. This study analyzed, at the level of individual applications, to what extent and in what forms technology convergence occurs between the process stages of a single industry, how its level and form change over time, and how its center shifts between core and peripheral technologies. To this end, each of 928 applications related to hybrid bonding was classified as bonding-only, process-only, or integrated on the basis of its assigned CPC symbols, and this study estimated which patents cross the boundary between the two process stages and how this pattern changed over time.</w:t>
+        <w:t xml:space="preserve">Technology convergence has been studied mainly as a combination between industries and as a question of whether the degree of convergence has increased. This study analyzed, at the level of individual applications, to what extent and in what forms technology convergence occurs between the process stages of a single industry, how its level and form change over time, and how its center shifts between core and peripheral technologies. To this end, each of the 928 applications related to hybrid bonding was classified as bonding-only, process-only, or integrated on the basis of its assigned CPC symbols, and this study estimated which patents cross the boundary between the two process stages and how this pattern changed over time.</w:t>
       </w:r>
     </w:p>
     <w:p>
@@ -12744,7 +12744,7 @@
         <w:pStyle w:val="BodyText"/>
       </w:pPr>
       <w:r>
-        <w:t xml:space="preserve">The main results for each research question are as follows. First, regarding RQ1, cross-stage convergence was found not to be an exceptional phenomenon. The integrated type accounted for the largest share, 45.8%, and for 37.2% even under the narrow definition, and patents including more diverse detailed technologies were more likely to cross the boundary. Second, regarding RQ2, the level and form of convergence changed through three phases. In the formation phase, fabrication-process inventions were most often filed on their own; in the diffusion phase, the integrated type, which includes both process stages, peaked at 62.2%; and in the reconfiguration phase, the integrated type declined, and the bonding-only type increased. As the process-only type became less common among more recent filings, the center of gravity of filings shifted toward bonding, and this result held in all re-estimations except for the</w:t>
+        <w:t xml:space="preserve">The main results for each research question are as follows. First, regarding RQ1, cross-stage convergence was found not to be an exceptional phenomenon. The integrated type accounted for the largest share, 45.8%, and for 37.2% even under the narrow definition, and patents including more diverse detailed technologies were more likely to cross the boundary. Second, regarding RQ2, the level and form of convergence changed through three phases. In the formation phase, stand-alone fabrication-process inventions (the process-only type) were the most common; in the diffusion phase, the integrated type, which includes both process stages, peaked at 62.2%; and in the reconfiguration phase, the integrated type declined, and the bonding-only type increased. As the process-only type became less common among more recent filings, the center of gravity of filings shifted toward bonding, and this result held in all re-estimations except for the</w:t>
       </w:r>
       <w:r>
         <w:t xml:space="preserve"> </w:t>
@@ -12768,7 +12768,7 @@
         <w:pStyle w:val="BodyText"/>
       </w:pPr>
       <w:r>
-        <w:t xml:space="preserve">These results suggest that cross-stage convergence was not a process of accumulation in one direction but a dynamic process in which the center of convergence moved from the core to the periphery as the design of the core technology became entrenched.</w:t>
+        <w:t xml:space="preserve">These results suggest that cross-stage convergence was not a process of accumulation in one direction but a dynamic process in which the center of convergence moved from the core to the periphery as the design of the core technologies became entrenched.</w:t>
       </w:r>
     </w:p>
     <w:p>
@@ -12776,7 +12776,7 @@
         <w:pStyle w:val="BodyText"/>
       </w:pPr>
       <w:r>
-        <w:t xml:space="preserve">The academic contributions of this study, corresponding to the three research questions, can be summarized as follows. This study extended the analytical scope of technology convergence research from convergence between industries to convergence between process stages within the same industry, analyzed technology convergence as a dynamic process whose composition by type changes over time, and empirically demonstrated the shift in the structural center of convergence from the perspective of the core–periphery relationship of technological architecture and the technology cycle. Methodologically, rather than proposing a new convergence index, this study is significant in that it recast co-classification as types of individual patents, which made it possible to estimate patent-level heterogeneity and its change over time, and linked these types to the core technologies identified through the technology cluster and technology network.</w:t>
+        <w:t xml:space="preserve">The academic contributions of this study, corresponding to the three research questions, can be summarized as follows. This study extended the analytical scope of technology convergence research from convergence between industries to convergence between process stages within the same industry, analyzed technology convergence as a dynamic process whose composition by type changes over time, and empirically demonstrated the shift in the structural center of convergence from the perspective of the core–periphery relationship of technological architecture and the technology cycle. Methodologically, the contribution of this study lies not in proposing a new convergence index but in recasting co-classification as types of individual patents, which makes it possible to estimate patent-level heterogeneity and its change over time, and in linking these types to the core technologies identified through the technology cluster and technology network.</w:t>
       </w:r>
     </w:p>
     <w:p>
@@ -12809,7 +12809,7 @@
         <w:pStyle w:val="BodyText"/>
       </w:pPr>
       <w:r>
-        <w:t xml:space="preserve">Applied Materials, 2025. Kinex integrated die-to-wafer hybrid bonding system (written by J. Kim) [Web page, in Korean]. Applied Materials website. https://www.appliedmaterials.com/kr/ko/newsroom/press-releases/251126-next-gen-semi-equipment-ko.html (accessed 12 October 2026).</w:t>
+        <w:t xml:space="preserve">Applied Materials, 2025. Kinex integrated die-to-wafer hybrid bonding system [Web page, in Korean; written by J. Kim]. Applied Materials website. https://www.appliedmaterials.com/kr/ko/newsroom/press-releases/251126-next-gen-semi-equipment-ko.html (accessed 12 October 2026).</w:t>
       </w:r>
     </w:p>
     <w:p>
@@ -13272,7 +13272,7 @@
         <w:pStyle w:val="FirstParagraph"/>
       </w:pPr>
       <w:r>
-        <w:t xml:space="preserve">Tables A1 and A2 present the full coefficients of the re-estimations reported in Table 12 of the main text, with the adjusted scope and the 2010–2024 sample added. Each column is a multinomial logit in which one sample or variable definition is changed, and the baseline column is identical to the multinomial logit table in the main text. Filing office dummies are included as control variables in all columns, but their coefficients are omitted. Adjusted scope refers to the type-minimum-adjusted CPC scope (breadth_adj), which subtracts one symbol for each class an application carries; same-title deduplication refers to the sample that keeps only the earliest application among applications with the same title; narrow fabrication-process definition refers to the variables that exclude the packaging-stage process symbols of H01L21 from fabrication processes; irrelevant uses excluded refers to the sample that excludes the 68 applications in Appendix B; and the</w:t>
+        <w:t xml:space="preserve">Tables A1 and A2 present the full coefficients of the re-estimations reported in Table 12 of the main text, with the adjusted scope and the 2010–2024 sample added. Each column is a multinomial logit in which one sample or variable definition is changed, and the baseline column is identical to the multinomial logit table in the main text (Table 8). Filing office dummies are included as control variables in all columns, but their coefficients are omitted. Adjusted scope refers to the type-minimum-adjusted CPC scope (breadth_adj), which subtracts one symbol for each class an application carries; same-title deduplication refers to the sample that keeps only the earliest application among applications with the same title; narrow fabrication-process definition refers to the variables that exclude the packaging-stage process symbols of H01L21 from fabrication processes; irrelevant uses excluded refers to the sample that excludes the 68 applications in Appendix B; and the</w:t>
       </w:r>
       <w:r>
         <w:t xml:space="preserve"> </w:t>
@@ -15229,7 +15229,7 @@
         <w:t xml:space="preserve">hybrid bonding</w:t>
       </w:r>
       <w:r>
-        <w:t xml:space="preserve">), and their distribution is shown in Table B1. Many of the applications filed before 2010 that remain after the irrelevant uses are excluded are applications on the direct bonding of silicon wafers (e.g., for manufacturing SOI wafers); because these are precursor technologies of the dielectric bonding in hybrid bonding, they were retained in the sample. The list of the 68 titles is available from the authors upon request.</w:t>
+        <w:t xml:space="preserve">), and their distribution is shown in Table B1. After the irrelevant uses are excluded, many of the remaining applications filed before 2010 concern the direct bonding of silicon wafers (e.g., for manufacturing SOI wafers); because these are precursor technologies of the dielectric bonding in hybrid bonding, they were retained in the sample. The list of the 68 titles is available from the authors upon request.</w:t>
       </w:r>
     </w:p>
     <w:p>
@@ -15263,7 +15263,7 @@
     <w:tbl>
       <w:tblPr>
         <w:tblStyle w:val="Table"/>
-        <w:tblW w:type="dxa" w:w="9070"/>
+        <w:tblW w:type="dxa" w:w="9069"/>
         <w:tblLook w:firstRow="1" w:lastRow="0" w:firstColumn="0" w:lastColumn="0" w:noHBand="0" w:noVBand="0" w:val="0020"/>
         <w:tblLayout w:type="fixed"/>
         <w:tblCellMar>
@@ -15282,8 +15282,8 @@
         </w:tblBorders>
       </w:tblPr>
       <w:tblGrid>
-        <w:gridCol w:w="5442"/>
-        <w:gridCol w:w="3628"/>
+        <w:gridCol w:w="6046"/>
+        <w:gridCol w:w="3023"/>
       </w:tblGrid>
       <w:tr>
         <w:trPr>
@@ -15292,7 +15292,7 @@
         </w:trPr>
         <w:tc>
           <w:tcPr>
-            <w:tcW w:type="dxa" w:w="5442"/>
+            <w:tcW w:type="dxa" w:w="6046"/>
             <w:tcBorders>
               <w:bottom w:val="single" w:sz="4" w:space="0" w:color="000000"/>
             </w:tcBorders>
@@ -15314,7 +15314,7 @@
         </w:tc>
         <w:tc>
           <w:tcPr>
-            <w:tcW w:type="dxa" w:w="3628"/>
+            <w:tcW w:type="dxa" w:w="3023"/>
             <w:tcBorders>
               <w:bottom w:val="single" w:sz="4" w:space="0" w:color="000000"/>
             </w:tcBorders>
@@ -15342,7 +15342,7 @@
         </w:trPr>
         <w:tc>
           <w:tcPr>
-            <w:tcW w:type="dxa" w:w="5442"/>
+            <w:tcW w:type="dxa" w:w="6046"/>
           </w:tcPr>
           <w:p>
             <w:pPr>
@@ -15361,7 +15361,7 @@
         </w:tc>
         <w:tc>
           <w:tcPr>
-            <w:tcW w:type="dxa" w:w="3628"/>
+            <w:tcW w:type="dxa" w:w="3023"/>
           </w:tcPr>
           <w:p>
             <w:pPr>
@@ -15386,7 +15386,7 @@
         </w:trPr>
         <w:tc>
           <w:tcPr>
-            <w:tcW w:type="dxa" w:w="5442"/>
+            <w:tcW w:type="dxa" w:w="6046"/>
           </w:tcPr>
           <w:p>
             <w:pPr>
@@ -15405,7 +15405,7 @@
         </w:tc>
         <w:tc>
           <w:tcPr>
-            <w:tcW w:type="dxa" w:w="3628"/>
+            <w:tcW w:type="dxa" w:w="3023"/>
           </w:tcPr>
           <w:p>
             <w:pPr>
@@ -15430,7 +15430,7 @@
         </w:trPr>
         <w:tc>
           <w:tcPr>
-            <w:tcW w:type="dxa" w:w="5442"/>
+            <w:tcW w:type="dxa" w:w="6046"/>
           </w:tcPr>
           <w:p>
             <w:pPr>
@@ -15449,7 +15449,7 @@
         </w:tc>
         <w:tc>
           <w:tcPr>
-            <w:tcW w:type="dxa" w:w="3628"/>
+            <w:tcW w:type="dxa" w:w="3023"/>
           </w:tcPr>
           <w:p>
             <w:pPr>
@@ -15474,7 +15474,7 @@
         </w:trPr>
         <w:tc>
           <w:tcPr>
-            <w:tcW w:type="dxa" w:w="5442"/>
+            <w:tcW w:type="dxa" w:w="6046"/>
           </w:tcPr>
           <w:p>
             <w:pPr>
@@ -15487,13 +15487,13 @@
                 <w:sz w:val="18"/>
                 <w:szCs w:val="18"/>
               </w:rPr>
-              <w:t xml:space="preserve">Filing period: up to 2014</w:t>
-            </w:r>
-          </w:p>
-        </w:tc>
-        <w:tc>
-          <w:tcPr>
-            <w:tcW w:type="dxa" w:w="3628"/>
+              <w:t xml:space="preserve">Filing period: 1968–2014</w:t>
+            </w:r>
+          </w:p>
+        </w:tc>
+        <w:tc>
+          <w:tcPr>
+            <w:tcW w:type="dxa" w:w="3023"/>
           </w:tcPr>
           <w:p>
             <w:pPr>
@@ -15518,7 +15518,7 @@
         </w:trPr>
         <w:tc>
           <w:tcPr>
-            <w:tcW w:type="dxa" w:w="5442"/>
+            <w:tcW w:type="dxa" w:w="6046"/>
           </w:tcPr>
           <w:p>
             <w:pPr>
@@ -15531,13 +15531,13 @@
                 <w:sz w:val="18"/>
                 <w:szCs w:val="18"/>
               </w:rPr>
-              <w:t xml:space="preserve">Filing period: 2015 or later</w:t>
-            </w:r>
-          </w:p>
-        </w:tc>
-        <w:tc>
-          <w:tcPr>
-            <w:tcW w:type="dxa" w:w="3628"/>
+              <w:t xml:space="preserve">Filing period: 2015–2024</w:t>
+            </w:r>
+          </w:p>
+        </w:tc>
+        <w:tc>
+          <w:tcPr>
+            <w:tcW w:type="dxa" w:w="3023"/>
           </w:tcPr>
           <w:p>
             <w:pPr>
